--- a/01-产品规划/项目全案_透明化身份规划平台与本地AI运营平台_v1.0_2026-10-17.docx
+++ b/01-产品规划/项目全案_透明化身份规划平台与本地AI运营平台_v1.0_2026-10-17.docx
@@ -66,19 +66,6 @@
           <w:b w:val="0"/>
           <w:sz w:val="26"/>
         </w:rPr>
-        <w:t>编制单位：北京赛哲桥国际咨询有限公司</w:t>
-      </w:r>
-    </w:p>
-    <w:p>
-      <w:pPr>
-        <w:jc w:val="center"/>
-      </w:pPr>
-      <w:r>
-        <w:rPr>
-          <w:rFonts w:ascii="Times New Roman" w:hAnsi="Times New Roman" w:eastAsia="宋体"/>
-          <w:b w:val="0"/>
-          <w:sz w:val="26"/>
-        </w:rPr>
         <w:t>项目代号：TIP（Transparent Identity Platform）</w:t>
       </w:r>
     </w:p>
@@ -227,7 +214,7 @@
       </w:pPr>
       <w:hyperlink w:anchor="_LarkToc00003" w:history="1">
         <w:r>
-          <w:t>1.2 建设主体与时间跨度</w:t>
+          <w:t>1.2 时间跨度与推进方式</w:t>
         </w:r>
         <w:r>
           <w:tab/>
@@ -2474,7 +2461,7 @@
           <w:color w:val="1B2433"/>
           <w:sz w:val="28"/>
         </w:rPr>
-        <w:t>1.2 建设主体与时间跨度</w:t>
+        <w:t>1.2 时间跨度与推进方式</w:t>
       </w:r>
       <w:bookmarkEnd w:id="3"/>
     </w:p>
@@ -2489,7 +2476,7 @@
           <w:b w:val="0"/>
           <w:sz w:val="24"/>
         </w:rPr>
-        <w:t>项目由北京赛哲桥国际咨询有限公司发起，负责人为杨仁杰。项目自 2026 年 9 月 18 日形成第一版产品逻辑文档（V1）起，至 2026 年 10 月 9 日完成 Mac 端视觉加固并冻结，历时约三周，经历了方案、功能、原型、UI、技术架构、研发级 PRD、代码开发、公网上线、持久化、AI 深度升级、数据工厂、本地 AI 部署等完整阶段。</w:t>
+        <w:t>项目为独立建设的产品工程，承载主体以后续实际运营公司为准，本文档不绑定具体公司。项目自 2026 年 9 月 18 日形成第一版产品逻辑文档（V1）起，至 2026 年 10 月 9 日完成 Mac 端视觉加固并冻结，历时约三周，经历了方案、功能、原型、UI、技术架构、研发级 PRD、代码开发、公网上线、持久化、AI 深度升级、数据工厂、本地 AI 部署等完整阶段。</w:t>
       </w:r>
     </w:p>
     <w:p>
